--- a/映画脚本/Projects/常世ホテル/output/常世ホテル_第2話_脚本_20260925_v1.docx
+++ b/映画脚本/Projects/常世ホテル/output/常世ホテル_第2話_脚本_20260925_v1.docx
@@ -13079,7 +13079,7 @@
           <w:sz w:val="24"/>
           <w:szCs w:val="24"/>
         </w:rPr>
-        <w:t xml:space="preserve">「7月8日　午前3時02分　通用口より外出　工具袋あり」</w:t>
+        <w:t xml:space="preserve">「7月9日　午前3時02分　通用口より外出　工具袋あり」</w:t>
       </w:r>
     </w:p>
     <w:p>
